--- a/_implementation-notes/evening-series/FotH Pilot Session 21 Evening Run Sheet DRAFT v1.docx
+++ b/_implementation-notes/evening-series/FotH Pilot Session 21 Evening Run Sheet DRAFT v1.docx
@@ -661,7 +661,7 @@
           <w:b/>
           <w:bCs/>
         </w:rPr>
-        <w:t xml:space="preserve">The practice, week one.</w:t>
+        <w:t>The homework practice, week one.</w:t>
       </w:r>
       <w:r>
         <w:t xml:space="preserve"> </w:t>
@@ -717,7 +717,7 @@
           <w:b/>
           <w:bCs/>
         </w:rPr>
-        <w:t xml:space="preserve">The practice, week two.</w:t>
+        <w:t>The homework practice, week two.</w:t>
       </w:r>
       <w:r>
         <w:t xml:space="preserve"> </w:t>
@@ -848,6 +848,66 @@
       </w:r>
       <w:r>
         <w:t xml:space="preserve">above is the default, not the decision.</w:t>
+      </w:r>
+    </w:p>
+    <w:p>
+      <w:pPr>
+        <w:pStyle w:val="Compact"/>
+        <w:numPr>
+          <w:ilvl w:val="0"/>
+          <w:numId w:val="1002"/>
+        </w:numPr>
+      </w:pPr>
+      <w:r>
+        <w:t>The evening opens on the map.</w:t>
+      </w:r>
+      <w:r>
+        <w:t xml:space="preserve"> The Four Connects grounding slide now opens every session. Session 21 carries the whole map into the sending — all four Connects, integrated. Each connection makes the next one real (Matt. 22:37–40).</w:t>
+      </w:r>
+    </w:p>
+    <w:p>
+      <w:pPr>
+        <w:pStyle w:val="Compact"/>
+        <w:numPr>
+          <w:ilvl w:val="0"/>
+          <w:numId w:val="1002"/>
+        </w:numPr>
+      </w:pPr>
+      <w:r>
+        <w:t>A pair leads, visibly.</w:t>
+      </w:r>
+      <w:r>
+        <w:t xml:space="preserve"> Name it in the welcome: two leaders hold tonight — container and content — and the room will see the evening handed back and forth between them. That is the design. The pair practices the session together before the evening (at the planning lab, or before dinner), so each knows who is where in the flow.</w:t>
+      </w:r>
+    </w:p>
+    <w:p>
+      <w:pPr>
+        <w:pStyle w:val="Compact"/>
+        <w:numPr>
+          <w:ilvl w:val="0"/>
+          <w:numId w:val="1002"/>
+        </w:numPr>
+      </w:pPr>
+      <w:r>
+        <w:t>Split only if the room needs it.</w:t>
+      </w:r>
+      <w:r>
+        <w:t xml:space="preserve"> Any split-and-merge assumes numbers. With six or so around the table, stay one circle — or drop into quick pair work in place, knee to knee, which does the same work faster. Pair work is also the standing time-recovery lever: a full split-and-merge costs about five minutes.</w:t>
+      </w:r>
+    </w:p>
+    <w:p>
+      <w:pPr>
+        <w:pStyle w:val="Compact"/>
+        <w:numPr>
+          <w:ilvl w:val="0"/>
+          <w:numId w:val="1002"/>
+        </w:numPr>
+      </w:pPr>
+      <w:r>
+        <w:t>The container holder is the busier seat.</w:t>
+      </w:r>
+      <w:r>
+        <w:t xml:space="preserve"> Clock and room both: a continuous read against safe, present, clear, intentional — noticing anyone triggered or checked out. Anything of weight goes to the backstop adult; that handoff is the bright line working, not the container failing.</w:t>
       </w:r>
     </w:p>
     <w:bookmarkEnd w:id="11"/>

--- a/_implementation-notes/evening-series/FotH Pilot Session 21 Evening Run Sheet DRAFT v1.docx
+++ b/_implementation-notes/evening-series/FotH Pilot Session 21 Evening Run Sheet DRAFT v1.docx
@@ -8,7 +8,7 @@
         <w:pStyle w:val="Heading1"/>
       </w:pPr>
       <w:r>
-        <w:t xml:space="preserve">Session 21, Evening Form — SENDING AND BLESSING</w:t>
+        <w:t>Evening 16 — SENDING AND BLESSING</w:t>
       </w:r>
     </w:p>
     <w:p>
@@ -96,13 +96,13 @@
           <w:b/>
           <w:bCs/>
         </w:rPr>
-        <w:t xml:space="preserve">Aim (from the school version).</w:t>
+        <w:t>Aim (from the school version).</w:t>
       </w:r>
       <w:r>
         <w:t xml:space="preserve"> </w:t>
       </w:r>
       <w:r>
-        <w:t xml:space="preserve">Integration of all four Connects (Self, Others, God, Mission) through a family commissioning. Each parent-and-teen dyad stands in the center of the room; each speaks a specific blessing over the other; the whole community speaks the Aaronic blessing over each family. The family commissioning sends the cohort into the interlude with a clear bridge into the Going Deeper series; the series’ one remaining gathering, Week 22, commissions the Companions-in-Formation.</w:t>
+        <w:t>Integration of all four Connects (Self, Others, God, Mission) through a family commissioning. Each parent-and-teen dyad stands in the center of the room; each speaks a specific blessing over the other; the whole community speaks the Aaronic blessing over each family. The family commissioning sends the cohort into the interlude with a clear bridge into the Going Deeper series; the series’ one remaining gathering, Evening 17, commissions the Companions-in-Formation.</w:t>
       </w:r>
     </w:p>
     <w:p>
@@ -645,7 +645,7 @@
         <w:pStyle w:val="Heading2"/>
       </w:pPr>
       <w:r>
-        <w:t xml:space="preserve">The homework handout (Session 21, two weeks)</w:t>
+        <w:t>The homework handout (Evening 16, two weeks)</w:t>
       </w:r>
     </w:p>
     <w:p>
@@ -862,7 +862,7 @@
         <w:t>The evening opens on the map.</w:t>
       </w:r>
       <w:r>
-        <w:t xml:space="preserve"> The Four Connects grounding slide now opens every session. Session 21 carries the whole map into the sending — all four Connects, integrated. Each connection makes the next one real (Matt. 22:37–40).</w:t>
+        <w:t xml:space="preserve"> The Four Connects grounding slide now opens every session. Evening 16 carries the whole map into the sending — all four Connects, integrated. Each connection makes the next one real (Matt. 22:37–40).</w:t>
       </w:r>
     </w:p>
     <w:p>
@@ -925,12 +925,14 @@
         <w:pStyle w:val="FirstParagraph"/>
       </w:pPr>
       <w:r>
-        <w:t xml:space="preserve">The school version of this session runs 120 minutes, not 75 (a celebration night). The scaling above compresses it into the standard evening; whether Session 21 instead becomes a special longer evening is John’s call, decided closer to the date.</w:t>
+        <w:t>The school version of this session runs 120 minutes, not 75 (a celebration night). The scaling above compresses it into the standard evening; whether Evening 16 instead becomes a special longer evening is John’s call, decided closer to the date.</w:t>
       </w:r>
     </w:p>
     <w:bookmarkEnd w:id="12"/>
     <w:bookmarkEnd w:id="13"/>
     <w:sectPr>
+      <w:headerReference w:type="default" r:id="rId9"/>
+      <w:footerReference w:type="default" r:id="rId10"/>
       <w:footnotePr>
         <w:numRestart w:val="eachSect"/>
       </w:footnotePr>
@@ -943,6 +945,16 @@
 <w:comments xmlns:w="http://schemas.openxmlformats.org/wordprocessingml/2006/main" xmlns:m="http://schemas.openxmlformats.org/officeDocument/2006/math" xmlns:r="http://schemas.openxmlformats.org/officeDocument/2006/relationships" xmlns:o="urn:schemas-microsoft-com:office:office" xmlns:v="urn:schemas-microsoft-com:vml" xmlns:w10="urn:schemas-microsoft-com:office:word" xmlns:a="http://schemas.openxmlformats.org/drawingml/2006/main" xmlns:pic="http://schemas.openxmlformats.org/drawingml/2006/picture" xmlns:wp="http://schemas.openxmlformats.org/drawingml/2006/wordprocessingDrawing"/>
 </file>
 
+<file path=word/footer1.xml><?xml version="1.0" encoding="utf-8"?>
+<w:ftr xmlns:m="http://schemas.openxmlformats.org/officeDocument/2006/math" xmlns:mc="http://schemas.openxmlformats.org/markup-compatibility/2006" xmlns:mo="http://schemas.microsoft.com/office/mac/office/2008/main" xmlns:mv="urn:schemas-microsoft-com:mac:vml" xmlns:o="urn:schemas-microsoft-com:office:office" xmlns:r="http://schemas.openxmlformats.org/officeDocument/2006/relationships" xmlns:v="urn:schemas-microsoft-com:vml" xmlns:w10="urn:schemas-microsoft-com:office:word" xmlns:w14="http://schemas.microsoft.com/office/word/2010/wordml" xmlns:w="http://schemas.openxmlformats.org/wordprocessingml/2006/main" xmlns:wne="http://schemas.microsoft.com/office/word/2006/wordml" xmlns:wp14="http://schemas.microsoft.com/office/word/2010/wordprocessingDrawing" xmlns:wp="http://schemas.openxmlformats.org/drawingml/2006/wordprocessingDrawing" xmlns:wpc="http://schemas.microsoft.com/office/word/2010/wordprocessingCanvas" xmlns:wpg="http://schemas.microsoft.com/office/word/2010/wordprocessingGroup" xmlns:wpi="http://schemas.microsoft.com/office/word/2010/wordprocessingInk" xmlns:wps="http://schemas.microsoft.com/office/word/2010/wordprocessingShape" mc:Ignorable="w14 wp14">
+  <w:p>
+    <w:pPr>
+      <w:pStyle w:val="Footer"/>
+    </w:pPr>
+  </w:p>
+</w:ftr>
+</file>
+
 <file path=word/footnotes.xml><?xml version="1.0" encoding="utf-8"?>
 <w:footnotes xmlns:w="http://schemas.openxmlformats.org/wordprocessingml/2006/main" xmlns:m="http://schemas.openxmlformats.org/officeDocument/2006/math" xmlns:r="http://schemas.openxmlformats.org/officeDocument/2006/relationships" xmlns:o="urn:schemas-microsoft-com:office:office" xmlns:v="urn:schemas-microsoft-com:vml" xmlns:w10="urn:schemas-microsoft-com:office:word" xmlns:a="http://schemas.openxmlformats.org/drawingml/2006/main" xmlns:pic="http://schemas.openxmlformats.org/drawingml/2006/picture" xmlns:wp="http://schemas.openxmlformats.org/drawingml/2006/wordprocessingDrawing">
   <w:footnote w:type="continuationSeparator" w:id="0">
@@ -960,6 +972,16 @@
     </w:p>
   </w:footnote>
 </w:footnotes>
+</file>
+
+<file path=word/header1.xml><?xml version="1.0" encoding="utf-8"?>
+<w:hdr xmlns:m="http://schemas.openxmlformats.org/officeDocument/2006/math" xmlns:mc="http://schemas.openxmlformats.org/markup-compatibility/2006" xmlns:mo="http://schemas.microsoft.com/office/mac/office/2008/main" xmlns:mv="urn:schemas-microsoft-com:mac:vml" xmlns:o="urn:schemas-microsoft-com:office:office" xmlns:r="http://schemas.openxmlformats.org/officeDocument/2006/relationships" xmlns:v="urn:schemas-microsoft-com:vml" xmlns:w10="urn:schemas-microsoft-com:office:word" xmlns:w14="http://schemas.microsoft.com/office/word/2010/wordml" xmlns:w="http://schemas.openxmlformats.org/wordprocessingml/2006/main" xmlns:wne="http://schemas.microsoft.com/office/word/2006/wordml" xmlns:wp14="http://schemas.microsoft.com/office/word/2010/wordprocessingDrawing" xmlns:wp="http://schemas.openxmlformats.org/drawingml/2006/wordprocessingDrawing" xmlns:wpc="http://schemas.microsoft.com/office/word/2010/wordprocessingCanvas" xmlns:wpg="http://schemas.microsoft.com/office/word/2010/wordprocessingGroup" xmlns:wpi="http://schemas.microsoft.com/office/word/2010/wordprocessingInk" xmlns:wps="http://schemas.microsoft.com/office/word/2010/wordprocessingShape" mc:Ignorable="w14 wp14">
+  <w:p>
+    <w:pPr>
+      <w:pStyle w:val="Header"/>
+    </w:pPr>
+  </w:p>
+</w:hdr>
 </file>
 
 <file path=word/numbering.xml><?xml version="1.0" encoding="utf-8"?>
